--- a/docs/GARDE.docx
+++ b/docs/GARDE.docx
@@ -21,7 +21,7 @@
         <w:t xml:space="preserve"> </w:t>
       </w:r>
       <w:r>
-        <w:t xml:space="preserve">2025</w:t>
+        <w:t xml:space="preserve">2026</w:t>
       </w:r>
     </w:p>
     <w:sdt>

--- a/docs/GARDE.docx
+++ b/docs/GARDE.docx
@@ -64,7 +64,7 @@
         <w:pStyle w:val="FirstParagraph"/>
       </w:pPr>
       <w:r>
-        <w:t xml:space="preserve">This site has been created to provide cancer researchers and genetic counselors with</w:t>
+        <w:t xml:space="preserve">This site has been created to provide researchers and genetic counselors with</w:t>
       </w:r>
       <w:r>
         <w:t xml:space="preserve"> </w:t>

--- a/docs/GARDE.docx
+++ b/docs/GARDE.docx
@@ -3887,6 +3887,149 @@
       </w:r>
     </w:p>
     <w:bookmarkEnd w:id="66"/>
+    <w:bookmarkStart w:id="67" w:name="chapter-1-what-is-garde"/>
+    <w:p>
+      <w:pPr>
+        <w:pStyle w:val="Heading1"/>
+      </w:pPr>
+      <w:r>
+        <w:rPr>
+          <w:rStyle w:val="SectionNumber"/>
+        </w:rPr>
+        <w:t xml:space="preserve">3</w:t>
+      </w:r>
+      <w:r>
+        <w:tab/>
+      </w:r>
+      <w:r>
+        <w:t xml:space="preserve">Chapter 1 What is GARDE?</w:t>
+      </w:r>
+    </w:p>
+    <w:p>
+      <w:pPr>
+        <w:pStyle w:val="FirstParagraph"/>
+      </w:pPr>
+      <w:r>
+        <w:t xml:space="preserve">GARDE is an open-source digitl health software platform, funded by several grants from</w:t>
+      </w:r>
+      <w:r>
+        <w:t xml:space="preserve"> </w:t>
+      </w:r>
+      <w:r>
+        <w:t xml:space="preserve">the National Cancer Institute. GARDE enables population-level risk</w:t>
+      </w:r>
+      <w:r>
+        <w:t xml:space="preserve"> </w:t>
+      </w:r>
+      <w:r>
+        <w:t xml:space="preserve">assessment and services for health conditions.</w:t>
+      </w:r>
+    </w:p>
+    <w:p>
+      <w:pPr>
+        <w:pStyle w:val="BodyText"/>
+      </w:pPr>
+      <w:r>
+        <w:t xml:space="preserve">GARDE has two components:</w:t>
+      </w:r>
+    </w:p>
+    <w:p>
+      <w:pPr>
+        <w:numPr>
+          <w:ilvl w:val="0"/>
+          <w:numId w:val="1010"/>
+        </w:numPr>
+        <w:pStyle w:val="Compact"/>
+      </w:pPr>
+      <w:r>
+        <w:rPr>
+          <w:bCs/>
+          <w:b/>
+        </w:rPr>
+        <w:t xml:space="preserve">population-level risk assessment algorithms</w:t>
+      </w:r>
+      <w:r>
+        <w:t xml:space="preserve"> </w:t>
+      </w:r>
+      <w:r>
+        <w:t xml:space="preserve">that analyze patient data in the electronic</w:t>
+      </w:r>
+      <w:r>
+        <w:t xml:space="preserve"> </w:t>
+      </w:r>
+      <w:r>
+        <w:t xml:space="preserve">health record (EHR) to identify patients who meet criteria for health services (Figure 1); and</w:t>
+      </w:r>
+    </w:p>
+    <w:p>
+      <w:pPr>
+        <w:pStyle w:val="FirstParagraph"/>
+      </w:pPr>
+    </w:p>
+    <w:p>
+      <w:pPr>
+        <w:pStyle w:val="BodyText"/>
+      </w:pPr>
+      <w:r>
+        <w:t xml:space="preserve">Figure 1. GARDE workflow.</w:t>
+      </w:r>
+    </w:p>
+    <w:p>
+      <w:pPr>
+        <w:numPr>
+          <w:ilvl w:val="0"/>
+          <w:numId w:val="1011"/>
+        </w:numPr>
+        <w:pStyle w:val="Compact"/>
+      </w:pPr>
+      <w:r>
+        <w:t xml:space="preserve">a</w:t>
+      </w:r>
+      <w:r>
+        <w:t xml:space="preserve"> </w:t>
+      </w:r>
+      <w:r>
+        <w:rPr>
+          <w:bCs/>
+          <w:b/>
+        </w:rPr>
+        <w:t xml:space="preserve">chatbot</w:t>
+      </w:r>
+      <w:r>
+        <w:t xml:space="preserve"> </w:t>
+      </w:r>
+      <w:r>
+        <w:t xml:space="preserve">authoring platform (GARDE-Chat) that allows researchers and their teams to create healthcare chatbots for patient outreach, pretest</w:t>
+      </w:r>
+      <w:r>
+        <w:t xml:space="preserve"> </w:t>
+      </w:r>
+      <w:r>
+        <w:t xml:space="preserve">education, and access to genetic testing (Figure 2).</w:t>
+      </w:r>
+    </w:p>
+    <w:p>
+      <w:pPr>
+        <w:pStyle w:val="FirstParagraph"/>
+      </w:pPr>
+    </w:p>
+    <w:p>
+      <w:pPr>
+        <w:pStyle w:val="BodyText"/>
+      </w:pPr>
+      <w:r>
+        <w:t xml:space="preserve">Figure 2. Chatbot example.</w:t>
+      </w:r>
+    </w:p>
+    <w:p>
+      <w:pPr>
+        <w:pStyle w:val="BodyText"/>
+      </w:pPr>
+      <w:r>
+        <w:t xml:space="preserve">GARDE algorithms and GARDE-Chat chatbots are EHR and healthcare system-agnostic. They can be used in various clinical settings. GARDE algorithms have been deployed across 6 academic medical centers. Over 20 studies using GARDE-Chat across various clinical domains and settings, from pilot trials to large pragmatic clinical trials [insert link to GARDE-chat article?]. GARDE algorithms and GARDE-Chat chatbots can be shared and adapted across research projects and institutions. GARDE algorithms and GARDE-Chat chatbots can be used independently or in combination depending on the study design and implementation approach.</w:t>
+      </w:r>
+    </w:p>
+    <w:bookmarkEnd w:id="67"/>
     <w:sectPr/>
   </w:body>
 </w:document>
@@ -4697,6 +4840,66 @@
     </w:lvlOverride>
     <w:lvlOverride w:ilvl="8">
       <w:startOverride w:val="1"/>
+    </w:lvlOverride>
+  </w:num>
+  <w:num w:numId="1010">
+    <w:abstractNumId w:val="99411"/>
+    <w:lvlOverride w:ilvl="0">
+      <w:startOverride w:val="1"/>
+    </w:lvlOverride>
+    <w:lvlOverride w:ilvl="1">
+      <w:startOverride w:val="1"/>
+    </w:lvlOverride>
+    <w:lvlOverride w:ilvl="2">
+      <w:startOverride w:val="1"/>
+    </w:lvlOverride>
+    <w:lvlOverride w:ilvl="3">
+      <w:startOverride w:val="1"/>
+    </w:lvlOverride>
+    <w:lvlOverride w:ilvl="4">
+      <w:startOverride w:val="1"/>
+    </w:lvlOverride>
+    <w:lvlOverride w:ilvl="5">
+      <w:startOverride w:val="1"/>
+    </w:lvlOverride>
+    <w:lvlOverride w:ilvl="6">
+      <w:startOverride w:val="1"/>
+    </w:lvlOverride>
+    <w:lvlOverride w:ilvl="7">
+      <w:startOverride w:val="1"/>
+    </w:lvlOverride>
+    <w:lvlOverride w:ilvl="8">
+      <w:startOverride w:val="1"/>
+    </w:lvlOverride>
+  </w:num>
+  <w:num w:numId="1011">
+    <w:abstractNumId w:val="99412"/>
+    <w:lvlOverride w:ilvl="0">
+      <w:startOverride w:val="2"/>
+    </w:lvlOverride>
+    <w:lvlOverride w:ilvl="1">
+      <w:startOverride w:val="2"/>
+    </w:lvlOverride>
+    <w:lvlOverride w:ilvl="2">
+      <w:startOverride w:val="2"/>
+    </w:lvlOverride>
+    <w:lvlOverride w:ilvl="3">
+      <w:startOverride w:val="2"/>
+    </w:lvlOverride>
+    <w:lvlOverride w:ilvl="4">
+      <w:startOverride w:val="2"/>
+    </w:lvlOverride>
+    <w:lvlOverride w:ilvl="5">
+      <w:startOverride w:val="2"/>
+    </w:lvlOverride>
+    <w:lvlOverride w:ilvl="6">
+      <w:startOverride w:val="2"/>
+    </w:lvlOverride>
+    <w:lvlOverride w:ilvl="7">
+      <w:startOverride w:val="2"/>
+    </w:lvlOverride>
+    <w:lvlOverride w:ilvl="8">
+      <w:startOverride w:val="2"/>
     </w:lvlOverride>
   </w:num>
 </w:numbering>
